--- a/TRAVALHO IV ANO.docx
+++ b/TRAVALHO IV ANO.docx
@@ -146,8 +146,17 @@
         </w:rPr>
       </w:pPr>
       <w:r>
-        <w:t xml:space="preserve">Desenvolvimento de um Sistema Web para Gestão de Operações de Microfinanças: Caso </w:t>
-      </w:r>
+        <w:t xml:space="preserve">Desenvolvimento de um Sistema Web para Gestão de Operações de </w:t>
+      </w:r>
+      <w:proofErr w:type="spellStart"/>
+      <w:r>
+        <w:t>Microfinanças</w:t>
+      </w:r>
+      <w:proofErr w:type="spellEnd"/>
+      <w:r>
+        <w:t xml:space="preserve">: Caso </w:t>
+      </w:r>
+      <w:proofErr w:type="spellStart"/>
       <w:r>
         <w:rPr>
           <w:b/>
@@ -155,6 +164,7 @@
         </w:rPr>
         <w:t>KixiCrédito</w:t>
       </w:r>
+      <w:proofErr w:type="spellEnd"/>
     </w:p>
     <w:p>
       <w:pPr>
@@ -177,7 +187,15 @@
         <w:t>Autor:</w:t>
       </w:r>
       <w:r>
-        <w:t xml:space="preserve"> Barnabé Mideiro  Passageiro Pongolola</w:t>
+        <w:t xml:space="preserve"> Barnabé </w:t>
+      </w:r>
+      <w:proofErr w:type="spellStart"/>
+      <w:r>
+        <w:t>Mideiro</w:t>
+      </w:r>
+      <w:proofErr w:type="spellEnd"/>
+      <w:r>
+        <w:t xml:space="preserve">  Passageiro Pongolola</w:t>
       </w:r>
     </w:p>
     <w:p>
@@ -203,8 +221,13 @@
         </w:rPr>
         <w:t xml:space="preserve"> </w:t>
       </w:r>
-      <w:r>
-        <w:t xml:space="preserve">Alvaro Tando </w:t>
+      <w:proofErr w:type="spellStart"/>
+      <w:r>
+        <w:t>Alvaro</w:t>
+      </w:r>
+      <w:proofErr w:type="spellEnd"/>
+      <w:r>
+        <w:t xml:space="preserve"> Tando </w:t>
       </w:r>
     </w:p>
     <w:p>
@@ -288,7 +311,23 @@
         <w:jc w:val="both"/>
       </w:pPr>
       <w:r>
-        <w:t>O setor de microfinanças desempenha um papel fundamental no desenvolvimento econômico e social, especialmente em países em desenvolvimento, ao facilitar o acesso ao crédito para populações que, muitas vezes, não são atendidas pelo sistema bancário tradicional. Instituições de microcrédito, como o KixiCrédito, têm contribuído significativamente para o financiamento de pequenos negócios e o fortalecimento da economia local.</w:t>
+        <w:t xml:space="preserve">O setor de </w:t>
+      </w:r>
+      <w:proofErr w:type="spellStart"/>
+      <w:r>
+        <w:t>microfinanças</w:t>
+      </w:r>
+      <w:proofErr w:type="spellEnd"/>
+      <w:r>
+        <w:t xml:space="preserve"> desempenha um papel fundamental no desenvolvimento econômico e social, especialmente em países em desenvolvimento, ao facilitar o acesso ao crédito para populações que, muitas vezes, não são atendidas pelo sistema bancário tradicional. Instituições de microcrédito, como o </w:t>
+      </w:r>
+      <w:proofErr w:type="spellStart"/>
+      <w:r>
+        <w:t>KixiCrédito</w:t>
+      </w:r>
+      <w:proofErr w:type="spellEnd"/>
+      <w:r>
+        <w:t>, têm contribuído significativamente para o financiamento de pequenos negócios e o fortalecimento da economia local.</w:t>
       </w:r>
     </w:p>
     <w:p>
@@ -312,7 +351,15 @@
         <w:jc w:val="both"/>
       </w:pPr>
       <w:r>
-        <w:t>Diante dessas considerações, o presente trabalho tem como objetivo desenvolver um sistema web para gestão de operações de microfinanças, visando melhorar a eficiência, a organização e a acessibilidade dos processos realizados em instituições desse setor. A proposta busca oferecer uma solução prática e funcional que auxilie na tomada de decisões, no controle das operações financeiras e na análise de risco dos clientes.</w:t>
+        <w:t xml:space="preserve">Diante dessas considerações, o presente trabalho tem como objetivo desenvolver um sistema web para gestão de operações de </w:t>
+      </w:r>
+      <w:proofErr w:type="spellStart"/>
+      <w:r>
+        <w:t>microfinanças</w:t>
+      </w:r>
+      <w:proofErr w:type="spellEnd"/>
+      <w:r>
+        <w:t>, visando melhorar a eficiência, a organização e a acessibilidade dos processos realizados em instituições desse setor. A proposta busca oferecer uma solução prática e funcional que auxilie na tomada de decisões, no controle das operações financeiras e na análise de risco dos clientes.</w:t>
       </w:r>
     </w:p>
     <w:p>
@@ -320,7 +367,15 @@
         <w:jc w:val="both"/>
       </w:pPr>
       <w:r>
-        <w:t>Para alcançar esse objetivo, serão abordados conceitos relacionados a sistemas de informação, desenvolvimento web e gestão de microfinanças, bem como a modelagem e implementação de um sistema que atenda às necessidades identificadas. Espera-se que o sistema proposto contribua para a modernização dos processos e para a melhoria da qualidade dos serviços prestados por instituições de microcrédito.</w:t>
+        <w:t xml:space="preserve">Para alcançar esse objetivo, serão abordados conceitos relacionados a sistemas de informação, desenvolvimento web e gestão de </w:t>
+      </w:r>
+      <w:proofErr w:type="spellStart"/>
+      <w:r>
+        <w:t>microfinanças</w:t>
+      </w:r>
+      <w:proofErr w:type="spellEnd"/>
+      <w:r>
+        <w:t>, bem como a modelagem e implementação de um sistema que atenda às necessidades identificadas. Espera-se que o sistema proposto contribua para a modernização dos processos e para a melhoria da qualidade dos serviços prestados por instituições de microcrédito.</w:t>
       </w:r>
     </w:p>
     <w:p>
@@ -355,12 +410,36 @@
     </w:p>
     <w:p>
       <w:r>
-        <w:t>o contexto das instituições de microfinanças, como a KixiCrédito, a gestão eficiente das operações financeiras e dos dados dos clientes é fundamental para garantir a sustentabilidade e a qualidade dos serviços prestados.</w:t>
-      </w:r>
-    </w:p>
-    <w:p>
-      <w:r>
-        <w:t>Atualmente, a organização utiliza um sistema interno denominado Kixi Utilitário, no qual os funcionários realizam atividades como registro de dados, consulta de pagamentos, desembolsos e reembolsos. No entanto, apesar de sua importância operacional, o sistema apresenta algumas limitações que impactam diretamente a produtividade e a eficiência dos colaboradores.</w:t>
+        <w:t xml:space="preserve">o contexto das instituições de </w:t>
+      </w:r>
+      <w:proofErr w:type="spellStart"/>
+      <w:r>
+        <w:t>microfinanças</w:t>
+      </w:r>
+      <w:proofErr w:type="spellEnd"/>
+      <w:r>
+        <w:t xml:space="preserve">, como a </w:t>
+      </w:r>
+      <w:proofErr w:type="spellStart"/>
+      <w:r>
+        <w:t>KixiCrédito</w:t>
+      </w:r>
+      <w:proofErr w:type="spellEnd"/>
+      <w:r>
+        <w:t>, a gestão eficiente das operações financeiras e dos dados dos clientes é fundamental para garantir a sustentabilidade e a qualidade dos serviços prestados.</w:t>
+      </w:r>
+    </w:p>
+    <w:p>
+      <w:r>
+        <w:t xml:space="preserve">Atualmente, a organização utiliza um sistema interno denominado </w:t>
+      </w:r>
+      <w:proofErr w:type="spellStart"/>
+      <w:r>
+        <w:t>Kixi</w:t>
+      </w:r>
+      <w:proofErr w:type="spellEnd"/>
+      <w:r>
+        <w:t xml:space="preserve"> Utilitário, no qual os funcionários realizam atividades como registro de dados, consulta de pagamentos, desembolsos e reembolsos. No entanto, apesar de sua importância operacional, o sistema apresenta algumas limitações que impactam diretamente a produtividade e a eficiência dos colaboradores.</w:t>
       </w:r>
     </w:p>
     <w:p>
@@ -512,9 +591,14 @@
       <w:pPr>
         <w:pStyle w:val="Ttulo1"/>
       </w:pPr>
+      <w:proofErr w:type="spellStart"/>
       <w:r>
         <w:lastRenderedPageBreak/>
-        <w:t>Objectivo Geral</w:t>
+        <w:t>Objectivo</w:t>
+      </w:r>
+      <w:proofErr w:type="spellEnd"/>
+      <w:r>
+        <w:t xml:space="preserve"> Geral</w:t>
       </w:r>
     </w:p>
     <w:p>
@@ -522,7 +606,23 @@
         <w:jc w:val="both"/>
       </w:pPr>
       <w:r>
-        <w:t>Desenvolver um sistema web moderno e eficiente para a gestão das operações de microfinanças na KixiCrédito, que permita aos funcionários realizar o cadastro e consulta de clientes, acompanhar pagamentos, desembolsos e reembolsos, bem como anexar comprovativos e analisar riscos, com o intuito de melhorar a organização, a acessibilidade e a tomada de decisão dentro da instituição.</w:t>
+        <w:t xml:space="preserve">Desenvolver um sistema web moderno e eficiente para a gestão das operações de </w:t>
+      </w:r>
+      <w:proofErr w:type="spellStart"/>
+      <w:r>
+        <w:t>microfinanças</w:t>
+      </w:r>
+      <w:proofErr w:type="spellEnd"/>
+      <w:r>
+        <w:t xml:space="preserve"> na </w:t>
+      </w:r>
+      <w:proofErr w:type="spellStart"/>
+      <w:r>
+        <w:t>KixiCrédito</w:t>
+      </w:r>
+      <w:proofErr w:type="spellEnd"/>
+      <w:r>
+        <w:t>, que permita aos funcionários realizar o cadastro e consulta de clientes, acompanhar pagamentos, desembolsos e reembolsos, bem como anexar comprovativos e analisar riscos, com o intuito de melhorar a organização, a acessibilidade e a tomada de decisão dentro da instituição.</w:t>
       </w:r>
     </w:p>
     <w:p>
@@ -534,12 +634,19 @@
       <w:pPr>
         <w:pStyle w:val="Ttulo1"/>
       </w:pPr>
+      <w:proofErr w:type="spellStart"/>
       <w:r>
         <w:t>Objectivo</w:t>
       </w:r>
-      <w:r>
-        <w:t xml:space="preserve"> Especifíco</w:t>
-      </w:r>
+      <w:proofErr w:type="spellEnd"/>
+      <w:r>
+        <w:t xml:space="preserve"> </w:t>
+      </w:r>
+      <w:proofErr w:type="spellStart"/>
+      <w:r>
+        <w:t>Especifíco</w:t>
+      </w:r>
+      <w:proofErr w:type="spellEnd"/>
     </w:p>
     <w:p>
       <w:pPr>
@@ -551,7 +658,15 @@
         <w:jc w:val="both"/>
       </w:pPr>
       <w:r>
-        <w:t xml:space="preserve">Levantar e analisar os requisitos do sistema atualmente utilizado na KixiCrédito, identificando suas limitações e necessidades de melhoria; </w:t>
+        <w:t xml:space="preserve">Levantar e analisar os requisitos do sistema atualmente utilizado na </w:t>
+      </w:r>
+      <w:proofErr w:type="spellStart"/>
+      <w:r>
+        <w:t>KixiCrédito</w:t>
+      </w:r>
+      <w:proofErr w:type="spellEnd"/>
+      <w:r>
+        <w:t xml:space="preserve">, identificando suas limitações e necessidades de melhoria; </w:t>
       </w:r>
     </w:p>
     <w:p>
@@ -564,7 +679,15 @@
         <w:jc w:val="both"/>
       </w:pPr>
       <w:r>
-        <w:t xml:space="preserve">Projetar a arquitetura de um sistema web adequado às operações de microfinanças; </w:t>
+        <w:t xml:space="preserve">Projetar a arquitetura de um sistema web adequado às operações de </w:t>
+      </w:r>
+      <w:proofErr w:type="spellStart"/>
+      <w:r>
+        <w:t>microfinanças</w:t>
+      </w:r>
+      <w:proofErr w:type="spellEnd"/>
+      <w:r>
+        <w:t xml:space="preserve">; </w:t>
       </w:r>
     </w:p>
     <w:p>
@@ -642,7 +765,15 @@
         <w:jc w:val="both"/>
       </w:pPr>
       <w:r>
-        <w:t xml:space="preserve">Criar um painel (dashboard) para visualização de informações e apoio à tomada de decisão; </w:t>
+        <w:t>Criar um painel (</w:t>
+      </w:r>
+      <w:proofErr w:type="spellStart"/>
+      <w:r>
+        <w:t>dashboard</w:t>
+      </w:r>
+      <w:proofErr w:type="spellEnd"/>
+      <w:r>
+        <w:t xml:space="preserve">) para visualização de informações e apoio à tomada de decisão; </w:t>
       </w:r>
     </w:p>
     <w:p>
@@ -681,6 +812,633 @@
         <w:jc w:val="both"/>
       </w:pPr>
     </w:p>
+    <w:p>
+      <w:pPr>
+        <w:jc w:val="both"/>
+      </w:pPr>
+    </w:p>
+    <w:p>
+      <w:pPr>
+        <w:jc w:val="both"/>
+      </w:pPr>
+    </w:p>
+    <w:p>
+      <w:pPr>
+        <w:jc w:val="both"/>
+      </w:pPr>
+    </w:p>
+    <w:p>
+      <w:pPr>
+        <w:jc w:val="both"/>
+      </w:pPr>
+    </w:p>
+    <w:p>
+      <w:pPr>
+        <w:jc w:val="both"/>
+      </w:pPr>
+    </w:p>
+    <w:p>
+      <w:pPr>
+        <w:jc w:val="both"/>
+      </w:pPr>
+    </w:p>
+    <w:p>
+      <w:pPr>
+        <w:jc w:val="both"/>
+      </w:pPr>
+    </w:p>
+    <w:p>
+      <w:pPr>
+        <w:pStyle w:val="Ttulo1"/>
+      </w:pPr>
+      <w:r>
+        <w:t>Justificativa</w:t>
+      </w:r>
+    </w:p>
+    <w:p>
+      <w:pPr>
+        <w:jc w:val="both"/>
+      </w:pPr>
+      <w:r>
+        <w:t xml:space="preserve">O crescimento das instituições de </w:t>
+      </w:r>
+      <w:proofErr w:type="spellStart"/>
+      <w:r>
+        <w:t>microfinanças</w:t>
+      </w:r>
+      <w:proofErr w:type="spellEnd"/>
+      <w:r>
+        <w:t xml:space="preserve"> tem aumentado significativamente a necessidade de sistemas de informação capazes de apoiar a gestão eficiente das operações financeiras e administrativas. Nesse contexto, a </w:t>
+      </w:r>
+      <w:proofErr w:type="spellStart"/>
+      <w:r>
+        <w:t>KixiCrédito</w:t>
+      </w:r>
+      <w:proofErr w:type="spellEnd"/>
+      <w:r>
+        <w:t xml:space="preserve"> desempenha um papel importante no apoio ao desenvolvimento econômico e social, oferecendo serviços de microcrédito para pequenos empreendedores e comunidades com acesso limitado ao sistema bancário tradicional.</w:t>
+      </w:r>
+    </w:p>
+    <w:p>
+      <w:pPr>
+        <w:jc w:val="both"/>
+      </w:pPr>
+      <w:r>
+        <w:t>Entretanto, o sistema atualmente utilizado pela instituição apresenta algumas limitações que dificultam a execução eficiente das atividades diárias dos funcionários. Entre os principais problemas observados destacam-se a dificuldade na atualização e verificação de pagamentos, limitações na gestão de comprovativos digitais, interface pouco intuitiva e restrições no acesso e visualização das informações dos clientes. Essas dificuldades podem provocar atrasos operacionais, aumentar o risco de erros e comprometer a qualidade do atendimento prestado aos clientes.</w:t>
+      </w:r>
+    </w:p>
+    <w:p>
+      <w:pPr>
+        <w:jc w:val="both"/>
+      </w:pPr>
+      <w:r>
+        <w:t>Além disso, os oficiais de crédito enfrentam obstáculos relacionados à atualização de dados cadastrais dos clientes e ao acompanhamento do histórico financeiro, tornando o processo de análise e tomada de decisão mais lento e menos eficiente. A ausência de uma plataforma web moderna e integrada reduz a flexibilidade de acesso às informações e limita a produtividade dos colaboradores.</w:t>
+      </w:r>
+    </w:p>
+    <w:p>
+      <w:pPr>
+        <w:jc w:val="both"/>
+      </w:pPr>
+      <w:r>
+        <w:t xml:space="preserve">Diante dessa realidade, torna-se necessária a criação de um sistema web moderno, seguro e acessível, capaz de automatizar processos, centralizar informações e melhorar o controle das operações de </w:t>
+      </w:r>
+      <w:proofErr w:type="spellStart"/>
+      <w:r>
+        <w:t>microfinanças</w:t>
+      </w:r>
+      <w:proofErr w:type="spellEnd"/>
+      <w:r>
+        <w:t>. A implementação de um sistema com funcionalidades de cadastro de clientes, gestão de pagamentos, anexação de comprovativos digitais, análise de risco e geração de relatórios poderá contribuir significativamente para a eficiência operacional da instituição</w:t>
+      </w:r>
+    </w:p>
+    <w:p/>
+    <w:p/>
+    <w:p/>
+    <w:p/>
+    <w:p/>
+    <w:p/>
+    <w:p/>
+    <w:p/>
+    <w:p/>
+    <w:p>
+      <w:pPr>
+        <w:pStyle w:val="Ttulo1"/>
+      </w:pPr>
+      <w:r>
+        <w:t>Metodologia</w:t>
+      </w:r>
+    </w:p>
+    <w:p>
+      <w:r>
+        <w:t xml:space="preserve">A presente pesquisa é do tipo aplicada, pois tem como objetivo desenvolver um sistema web para melhorar a gestão das operações de </w:t>
+      </w:r>
+      <w:proofErr w:type="spellStart"/>
+      <w:r>
+        <w:t>microfinanças</w:t>
+      </w:r>
+      <w:proofErr w:type="spellEnd"/>
+      <w:r>
+        <w:t xml:space="preserve"> na </w:t>
+      </w:r>
+      <w:proofErr w:type="spellStart"/>
+      <w:r>
+        <w:t>KixiCrédito</w:t>
+      </w:r>
+      <w:proofErr w:type="spellEnd"/>
+      <w:r>
+        <w:t>. A abordagem utilizada será qualitativa, baseada na análise das dificuldades enfrentadas pelos funcionários no sistema atual.</w:t>
+      </w:r>
+    </w:p>
+    <w:p>
+      <w:r>
+        <w:t xml:space="preserve">A pesquisa também possui </w:t>
+      </w:r>
+      <w:proofErr w:type="spellStart"/>
+      <w:r>
+        <w:t>caráter</w:t>
+      </w:r>
+      <w:proofErr w:type="spellEnd"/>
+      <w:r>
+        <w:t xml:space="preserve"> descritivo e exploratório, uma vez que busca identificar problemas existentes e propor soluções tecnológicas adequadas.</w:t>
+      </w:r>
+    </w:p>
+    <w:p>
+      <w:pPr>
+        <w:numPr>
+          <w:ilvl w:val="0"/>
+          <w:numId w:val="3"/>
+        </w:numPr>
+      </w:pPr>
+      <w:r>
+        <w:rPr>
+          <w:rStyle w:val="SubttuloCarter"/>
+        </w:rPr>
+        <w:t>Levantamento bibliográfico</w:t>
+      </w:r>
+      <w:r>
+        <w:rPr>
+          <w:b/>
+          <w:bCs/>
+        </w:rPr>
+        <w:t>:</w:t>
+      </w:r>
+      <w:r>
+        <w:t xml:space="preserve"> consulta de livros, artigos científicos, trabalhos acadêmicos e materiais relacionados a sistemas de informação, desenvolvimento web, </w:t>
+      </w:r>
+      <w:proofErr w:type="spellStart"/>
+      <w:r>
+        <w:t>microfinanças</w:t>
+      </w:r>
+      <w:proofErr w:type="spellEnd"/>
+      <w:r>
+        <w:t xml:space="preserve"> e gestão de bases de dados, com o objetivo de obter fundamentação teórica para o estudo; </w:t>
+      </w:r>
+    </w:p>
+    <w:p>
+      <w:pPr>
+        <w:numPr>
+          <w:ilvl w:val="0"/>
+          <w:numId w:val="3"/>
+        </w:numPr>
+      </w:pPr>
+      <w:r>
+        <w:rPr>
+          <w:rStyle w:val="SubttuloCarter"/>
+        </w:rPr>
+        <w:t>Observação do sistema atual</w:t>
+      </w:r>
+      <w:r>
+        <w:rPr>
+          <w:b/>
+          <w:bCs/>
+        </w:rPr>
+        <w:t>:</w:t>
+      </w:r>
+      <w:r>
+        <w:t xml:space="preserve"> análise do funcionamento do sistema utilizado pela </w:t>
+      </w:r>
+      <w:proofErr w:type="spellStart"/>
+      <w:r>
+        <w:t>KixiCrédito</w:t>
+      </w:r>
+      <w:proofErr w:type="spellEnd"/>
+      <w:r>
+        <w:t xml:space="preserve">, identificando suas limitações, dificuldades operacionais e necessidades de melhoria; </w:t>
+      </w:r>
+    </w:p>
+    <w:p>
+      <w:pPr>
+        <w:numPr>
+          <w:ilvl w:val="0"/>
+          <w:numId w:val="3"/>
+        </w:numPr>
+      </w:pPr>
+      <w:r>
+        <w:rPr>
+          <w:rStyle w:val="SubttuloCarter"/>
+        </w:rPr>
+        <w:t>Levantamento de requisitos</w:t>
+      </w:r>
+      <w:r>
+        <w:rPr>
+          <w:b/>
+          <w:bCs/>
+        </w:rPr>
+        <w:t>:</w:t>
+      </w:r>
+      <w:r>
+        <w:t xml:space="preserve"> recolha de informações junto aos funcionários e usuários do sistema, identificando as funcionalidades necessárias para o desenvolvimento da nova plataforma; </w:t>
+      </w:r>
+    </w:p>
+    <w:p>
+      <w:pPr>
+        <w:numPr>
+          <w:ilvl w:val="0"/>
+          <w:numId w:val="3"/>
+        </w:numPr>
+      </w:pPr>
+      <w:r>
+        <w:rPr>
+          <w:rStyle w:val="SubttuloCarter"/>
+        </w:rPr>
+        <w:t>Modelagem do sistema</w:t>
+      </w:r>
+      <w:r>
+        <w:rPr>
+          <w:b/>
+          <w:bCs/>
+        </w:rPr>
+        <w:t>:</w:t>
+      </w:r>
+      <w:r>
+        <w:t xml:space="preserve"> elaboração de diagramas e modelos utilizando ferramentas de análise e desenvolvimento de sistemas, como diagramas de casos de uso, diagramas de classes e modelo entidade-relacionamento; </w:t>
+      </w:r>
+    </w:p>
+    <w:p>
+      <w:pPr>
+        <w:numPr>
+          <w:ilvl w:val="0"/>
+          <w:numId w:val="3"/>
+        </w:numPr>
+      </w:pPr>
+      <w:r>
+        <w:rPr>
+          <w:rStyle w:val="SubttuloCarter"/>
+        </w:rPr>
+        <w:t>Desenvolvimento do sistema</w:t>
+      </w:r>
+      <w:r>
+        <w:rPr>
+          <w:b/>
+          <w:bCs/>
+        </w:rPr>
+        <w:t>:</w:t>
+      </w:r>
+      <w:r>
+        <w:t xml:space="preserve"> implementação de um sistema web utilizando tecnologias apropriadas para </w:t>
+      </w:r>
+      <w:proofErr w:type="spellStart"/>
+      <w:r>
+        <w:t>frontend</w:t>
+      </w:r>
+      <w:proofErr w:type="spellEnd"/>
+      <w:r>
+        <w:t xml:space="preserve">, </w:t>
+      </w:r>
+      <w:proofErr w:type="spellStart"/>
+      <w:r>
+        <w:t>backend</w:t>
+      </w:r>
+      <w:proofErr w:type="spellEnd"/>
+      <w:r>
+        <w:t xml:space="preserve"> e base de dados, visando atender aos requisitos identificados; </w:t>
+      </w:r>
+    </w:p>
+    <w:p>
+      <w:pPr>
+        <w:numPr>
+          <w:ilvl w:val="0"/>
+          <w:numId w:val="3"/>
+        </w:numPr>
+      </w:pPr>
+      <w:r>
+        <w:rPr>
+          <w:rStyle w:val="SubttuloCarter"/>
+        </w:rPr>
+        <w:t>Testes e validação</w:t>
+      </w:r>
+      <w:r>
+        <w:rPr>
+          <w:b/>
+          <w:bCs/>
+        </w:rPr>
+        <w:t>:</w:t>
+      </w:r>
+      <w:r>
+        <w:t xml:space="preserve"> realização de testes funcionais e de usabilidade para verificar o desempenho, segurança e eficiência do sistema desenvolvido. </w:t>
+      </w:r>
+    </w:p>
+    <w:p>
+      <w:r>
+        <w:t xml:space="preserve">Para o desenvolvimento do sistema, poderão ser utilizadas tecnologias como HTML, CSS, JavaScript, PHP e </w:t>
+      </w:r>
+      <w:proofErr w:type="spellStart"/>
+      <w:r>
+        <w:t>MySQL</w:t>
+      </w:r>
+      <w:proofErr w:type="spellEnd"/>
+      <w:r>
+        <w:t xml:space="preserve">, além de ferramentas de apoio como Visual </w:t>
+      </w:r>
+      <w:proofErr w:type="spellStart"/>
+      <w:r>
+        <w:t>Studio</w:t>
+      </w:r>
+      <w:proofErr w:type="spellEnd"/>
+      <w:r>
+        <w:t xml:space="preserve"> </w:t>
+      </w:r>
+      <w:proofErr w:type="spellStart"/>
+      <w:r>
+        <w:t>Code</w:t>
+      </w:r>
+      <w:proofErr w:type="spellEnd"/>
+      <w:r>
+        <w:t xml:space="preserve"> e XAMPP para execução local do sistema.</w:t>
+      </w:r>
+    </w:p>
+    <w:p>
+      <w:r>
+        <w:t xml:space="preserve">Ao final do trabalho, espera-se que o sistema desenvolvido contribua para a melhoria da gestão das operações de </w:t>
+      </w:r>
+      <w:proofErr w:type="spellStart"/>
+      <w:r>
+        <w:t>microfinanças</w:t>
+      </w:r>
+      <w:proofErr w:type="spellEnd"/>
+      <w:r>
+        <w:t>, proporcionando maior organização, rapidez, segurança e eficiência nos processos realizados pela instituição.</w:t>
+      </w:r>
+    </w:p>
+    <w:p/>
+    <w:p/>
+    <w:p/>
+    <w:p>
+      <w:pPr>
+        <w:pStyle w:val="Ttulo1"/>
+      </w:pPr>
+      <w:r>
+        <w:t>Requisitos Funcionais</w:t>
+      </w:r>
+    </w:p>
+    <w:p>
+      <w:r>
+        <w:t>Os requisitos funcionais representam as funcionalidades que o sistema deverá executar.</w:t>
+      </w:r>
+    </w:p>
+    <w:p>
+      <w:pPr>
+        <w:numPr>
+          <w:ilvl w:val="0"/>
+          <w:numId w:val="4"/>
+        </w:numPr>
+      </w:pPr>
+      <w:r>
+        <w:t xml:space="preserve">Permitir o login dos funcionários através de utilizador e palavra-passe; </w:t>
+      </w:r>
+    </w:p>
+    <w:p>
+      <w:pPr>
+        <w:numPr>
+          <w:ilvl w:val="0"/>
+          <w:numId w:val="4"/>
+        </w:numPr>
+      </w:pPr>
+      <w:r>
+        <w:t xml:space="preserve">Permitir o cadastro, edição e consulta de clientes; </w:t>
+      </w:r>
+    </w:p>
+    <w:p>
+      <w:pPr>
+        <w:numPr>
+          <w:ilvl w:val="0"/>
+          <w:numId w:val="4"/>
+        </w:numPr>
+      </w:pPr>
+      <w:r>
+        <w:t xml:space="preserve">Registrar desembolsos e reembolsos; </w:t>
+      </w:r>
+    </w:p>
+    <w:p>
+      <w:pPr>
+        <w:numPr>
+          <w:ilvl w:val="0"/>
+          <w:numId w:val="4"/>
+        </w:numPr>
+      </w:pPr>
+      <w:r>
+        <w:t xml:space="preserve">Permitir a consulta do histórico de pagamentos dos clientes; </w:t>
+      </w:r>
+    </w:p>
+    <w:p>
+      <w:pPr>
+        <w:numPr>
+          <w:ilvl w:val="0"/>
+          <w:numId w:val="4"/>
+        </w:numPr>
+      </w:pPr>
+      <w:r>
+        <w:t xml:space="preserve">Possibilitar o upload e gestão de comprovativos digitais; </w:t>
+      </w:r>
+    </w:p>
+    <w:p>
+      <w:pPr>
+        <w:numPr>
+          <w:ilvl w:val="0"/>
+          <w:numId w:val="4"/>
+        </w:numPr>
+      </w:pPr>
+      <w:r>
+        <w:t xml:space="preserve">Gerar relatórios financeiros e operacionais; </w:t>
+      </w:r>
+    </w:p>
+    <w:p>
+      <w:pPr>
+        <w:numPr>
+          <w:ilvl w:val="0"/>
+          <w:numId w:val="4"/>
+        </w:numPr>
+      </w:pPr>
+      <w:r>
+        <w:t xml:space="preserve">Realizar análise e classificação de risco dos clientes; </w:t>
+      </w:r>
+    </w:p>
+    <w:p>
+      <w:pPr>
+        <w:numPr>
+          <w:ilvl w:val="0"/>
+          <w:numId w:val="4"/>
+        </w:numPr>
+      </w:pPr>
+      <w:r>
+        <w:t>Disponibilizar um painel (</w:t>
+      </w:r>
+      <w:proofErr w:type="spellStart"/>
+      <w:r>
+        <w:t>dashboard</w:t>
+      </w:r>
+      <w:proofErr w:type="spellEnd"/>
+      <w:r>
+        <w:t xml:space="preserve">) com informações resumidas; </w:t>
+      </w:r>
+    </w:p>
+    <w:p>
+      <w:pPr>
+        <w:numPr>
+          <w:ilvl w:val="0"/>
+          <w:numId w:val="4"/>
+        </w:numPr>
+      </w:pPr>
+      <w:r>
+        <w:t xml:space="preserve">Permitir a pesquisa rápida de clientes e operações; </w:t>
+      </w:r>
+    </w:p>
+    <w:p>
+      <w:pPr>
+        <w:numPr>
+          <w:ilvl w:val="0"/>
+          <w:numId w:val="4"/>
+        </w:numPr>
+      </w:pPr>
+      <w:r>
+        <w:t xml:space="preserve">Armazenar os dados de forma centralizada na base de dados. </w:t>
+      </w:r>
+    </w:p>
+    <w:p>
+      <w:pPr>
+        <w:pStyle w:val="Ttulo1"/>
+      </w:pPr>
+      <w:r>
+        <w:t>Requisitos Não Funcionais</w:t>
+      </w:r>
+    </w:p>
+    <w:p>
+      <w:r>
+        <w:t>Os requisitos não funcionais definem as características de qualidade e desempenho do sistema.</w:t>
+      </w:r>
+    </w:p>
+    <w:p>
+      <w:pPr>
+        <w:numPr>
+          <w:ilvl w:val="0"/>
+          <w:numId w:val="5"/>
+        </w:numPr>
+      </w:pPr>
+      <w:r>
+        <w:t xml:space="preserve">O sistema deve possuir interface simples e intuitiva; </w:t>
+      </w:r>
+    </w:p>
+    <w:p>
+      <w:pPr>
+        <w:numPr>
+          <w:ilvl w:val="0"/>
+          <w:numId w:val="5"/>
+        </w:numPr>
+      </w:pPr>
+      <w:r>
+        <w:t xml:space="preserve">Deve garantir segurança no acesso às informações; </w:t>
+      </w:r>
+    </w:p>
+    <w:p>
+      <w:pPr>
+        <w:numPr>
+          <w:ilvl w:val="0"/>
+          <w:numId w:val="5"/>
+        </w:numPr>
+      </w:pPr>
+      <w:r>
+        <w:t xml:space="preserve">O sistema deve ser acessível via navegador web; </w:t>
+      </w:r>
+    </w:p>
+    <w:p>
+      <w:pPr>
+        <w:numPr>
+          <w:ilvl w:val="0"/>
+          <w:numId w:val="5"/>
+        </w:numPr>
+      </w:pPr>
+      <w:r>
+        <w:t xml:space="preserve">Deve apresentar bom desempenho nas consultas e operações; </w:t>
+      </w:r>
+    </w:p>
+    <w:p>
+      <w:pPr>
+        <w:numPr>
+          <w:ilvl w:val="0"/>
+          <w:numId w:val="5"/>
+        </w:numPr>
+      </w:pPr>
+      <w:r>
+        <w:t xml:space="preserve">O sistema deve permitir fácil manutenção e atualização; </w:t>
+      </w:r>
+    </w:p>
+    <w:p>
+      <w:pPr>
+        <w:numPr>
+          <w:ilvl w:val="0"/>
+          <w:numId w:val="5"/>
+        </w:numPr>
+      </w:pPr>
+      <w:r>
+        <w:t xml:space="preserve">As informações devem ser armazenadas de forma segura; </w:t>
+      </w:r>
+    </w:p>
+    <w:p>
+      <w:pPr>
+        <w:numPr>
+          <w:ilvl w:val="0"/>
+          <w:numId w:val="5"/>
+        </w:numPr>
+      </w:pPr>
+      <w:r>
+        <w:t xml:space="preserve">O sistema deve possuir disponibilidade e confiabilidade; </w:t>
+      </w:r>
+    </w:p>
+    <w:p>
+      <w:pPr>
+        <w:numPr>
+          <w:ilvl w:val="0"/>
+          <w:numId w:val="5"/>
+        </w:numPr>
+      </w:pPr>
+      <w:r>
+        <w:t xml:space="preserve">Deve ser compatível com diferentes dispositivos e tamanhos de tela; </w:t>
+      </w:r>
+    </w:p>
+    <w:p>
+      <w:pPr>
+        <w:numPr>
+          <w:ilvl w:val="0"/>
+          <w:numId w:val="5"/>
+        </w:numPr>
+      </w:pPr>
+      <w:r>
+        <w:t xml:space="preserve">O sistema deve reduzir erros manuais nas operações; </w:t>
+      </w:r>
+    </w:p>
+    <w:p>
+      <w:pPr>
+        <w:numPr>
+          <w:ilvl w:val="0"/>
+          <w:numId w:val="5"/>
+        </w:numPr>
+      </w:pPr>
+      <w:r>
+        <w:t>Deve permitir rapidez no acesso às informações financeiras.</w:t>
+      </w:r>
+    </w:p>
+    <w:p/>
+    <w:p/>
     <w:sectPr>
       <w:pgSz w:w="11906" w:h="16838"/>
       <w:pgMar w:top="1417" w:right="1701" w:bottom="1417" w:left="1701" w:header="708" w:footer="708" w:gutter="0"/>
@@ -694,6 +1452,305 @@
 <file path=word/numbering.xml><?xml version="1.0" encoding="utf-8"?>
 <w:numbering xmlns:wpc="http://schemas.microsoft.com/office/word/2010/wordprocessingCanvas" xmlns:cx="http://schemas.microsoft.com/office/drawing/2014/chartex" xmlns:cx1="http://schemas.microsoft.com/office/drawing/2015/9/8/chartex" xmlns:cx2="http://schemas.microsoft.com/office/drawing/2015/10/21/chartex" xmlns:cx3="http://schemas.microsoft.com/office/drawing/2016/5/9/chartex" xmlns:cx4="http://schemas.microsoft.com/office/drawing/2016/5/10/chartex" xmlns:cx5="http://schemas.microsoft.com/office/drawing/2016/5/11/chartex" xmlns:cx6="http://schemas.microsoft.com/office/drawing/2016/5/12/chartex" xmlns:cx7="http://schemas.microsoft.com/office/drawing/2016/5/13/chartex" xmlns:cx8="http://schemas.microsoft.com/office/drawing/2016/5/14/chartex" xmlns:mc="http://schemas.openxmlformats.org/markup-compatibility/2006" xmlns:aink="http://schemas.microsoft.com/office/drawing/2016/ink" xmlns:am3d="http://schemas.microsoft.com/office/drawing/2017/model3d" xmlns:o="urn:schemas-microsoft-com:office:office" xmlns:oel="http://schemas.microsoft.com/office/2019/extlst" xmlns:r="http://schemas.openxmlformats.org/officeDocument/2006/relationships" xmlns:m="http://schemas.openxmlformats.org/officeDocument/2006/math" xmlns:v="urn:schemas-microsoft-com:vml" xmlns:wp14="http://schemas.microsoft.com/office/word/2010/wordprocessingDrawing" xmlns:wp="http://schemas.openxmlformats.org/drawingml/2006/wordprocessingDrawing" xmlns:w10="urn:schemas-microsoft-com:office:word" xmlns:w="http://schemas.openxmlformats.org/wordprocessingml/2006/main" xmlns:w14="http://schemas.microsoft.com/office/word/2010/wordml" xmlns:w15="http://schemas.microsoft.com/office/word/2012/wordml" xmlns:w16cex="http://schemas.microsoft.com/office/word/2018/wordml/cex" xmlns:w16cid="http://schemas.microsoft.com/office/word/2016/wordml/cid" xmlns:w16="http://schemas.microsoft.com/office/word/2018/wordml" xmlns:w16du="http://schemas.microsoft.com/office/word/2023/wordml/word16du" xmlns:w16sdtdh="http://schemas.microsoft.com/office/word/2020/wordml/sdtdatahash" xmlns:w16sdtfl="http://schemas.microsoft.com/office/word/2024/wordml/sdtformatlock" xmlns:w16se="http://schemas.microsoft.com/office/word/2015/wordml/symex" xmlns:wpg="http://schemas.microsoft.com/office/word/2010/wordprocessingGroup" xmlns:wpi="http://schemas.microsoft.com/office/word/2010/wordprocessingInk" xmlns:wne="http://schemas.microsoft.com/office/word/2006/wordml" xmlns:wps="http://schemas.microsoft.com/office/word/2010/wordprocessingShape" mc:Ignorable="w14 w15 w16se w16cid w16 w16cex w16sdtdh w16sdtfl w16du wp14">
   <w:abstractNum w:abstractNumId="0" w15:restartNumberingAfterBreak="0">
+    <w:nsid w:val="23676A5C"/>
+    <w:multiLevelType w:val="multilevel"/>
+    <w:tmpl w:val="126E5570"/>
+    <w:lvl w:ilvl="0">
+      <w:start w:val="1"/>
+      <w:numFmt w:val="bullet"/>
+      <w:lvlText w:val=""/>
+      <w:lvlJc w:val="left"/>
+      <w:pPr>
+        <w:tabs>
+          <w:tab w:val="num" w:pos="720"/>
+        </w:tabs>
+        <w:ind w:left="720" w:hanging="360"/>
+      </w:pPr>
+      <w:rPr>
+        <w:rFonts w:ascii="Symbol" w:hAnsi="Symbol" w:hint="default"/>
+        <w:sz w:val="20"/>
+      </w:rPr>
+    </w:lvl>
+    <w:lvl w:ilvl="1" w:tentative="1">
+      <w:start w:val="1"/>
+      <w:numFmt w:val="bullet"/>
+      <w:lvlText w:val="o"/>
+      <w:lvlJc w:val="left"/>
+      <w:pPr>
+        <w:tabs>
+          <w:tab w:val="num" w:pos="1440"/>
+        </w:tabs>
+        <w:ind w:left="1440" w:hanging="360"/>
+      </w:pPr>
+      <w:rPr>
+        <w:rFonts w:ascii="Courier New" w:hAnsi="Courier New" w:hint="default"/>
+        <w:sz w:val="20"/>
+      </w:rPr>
+    </w:lvl>
+    <w:lvl w:ilvl="2" w:tentative="1">
+      <w:start w:val="1"/>
+      <w:numFmt w:val="bullet"/>
+      <w:lvlText w:val=""/>
+      <w:lvlJc w:val="left"/>
+      <w:pPr>
+        <w:tabs>
+          <w:tab w:val="num" w:pos="2160"/>
+        </w:tabs>
+        <w:ind w:left="2160" w:hanging="360"/>
+      </w:pPr>
+      <w:rPr>
+        <w:rFonts w:ascii="Wingdings" w:hAnsi="Wingdings" w:hint="default"/>
+        <w:sz w:val="20"/>
+      </w:rPr>
+    </w:lvl>
+    <w:lvl w:ilvl="3" w:tentative="1">
+      <w:start w:val="1"/>
+      <w:numFmt w:val="bullet"/>
+      <w:lvlText w:val=""/>
+      <w:lvlJc w:val="left"/>
+      <w:pPr>
+        <w:tabs>
+          <w:tab w:val="num" w:pos="2880"/>
+        </w:tabs>
+        <w:ind w:left="2880" w:hanging="360"/>
+      </w:pPr>
+      <w:rPr>
+        <w:rFonts w:ascii="Wingdings" w:hAnsi="Wingdings" w:hint="default"/>
+        <w:sz w:val="20"/>
+      </w:rPr>
+    </w:lvl>
+    <w:lvl w:ilvl="4" w:tentative="1">
+      <w:start w:val="1"/>
+      <w:numFmt w:val="bullet"/>
+      <w:lvlText w:val=""/>
+      <w:lvlJc w:val="left"/>
+      <w:pPr>
+        <w:tabs>
+          <w:tab w:val="num" w:pos="3600"/>
+        </w:tabs>
+        <w:ind w:left="3600" w:hanging="360"/>
+      </w:pPr>
+      <w:rPr>
+        <w:rFonts w:ascii="Wingdings" w:hAnsi="Wingdings" w:hint="default"/>
+        <w:sz w:val="20"/>
+      </w:rPr>
+    </w:lvl>
+    <w:lvl w:ilvl="5" w:tentative="1">
+      <w:start w:val="1"/>
+      <w:numFmt w:val="bullet"/>
+      <w:lvlText w:val=""/>
+      <w:lvlJc w:val="left"/>
+      <w:pPr>
+        <w:tabs>
+          <w:tab w:val="num" w:pos="4320"/>
+        </w:tabs>
+        <w:ind w:left="4320" w:hanging="360"/>
+      </w:pPr>
+      <w:rPr>
+        <w:rFonts w:ascii="Wingdings" w:hAnsi="Wingdings" w:hint="default"/>
+        <w:sz w:val="20"/>
+      </w:rPr>
+    </w:lvl>
+    <w:lvl w:ilvl="6" w:tentative="1">
+      <w:start w:val="1"/>
+      <w:numFmt w:val="bullet"/>
+      <w:lvlText w:val=""/>
+      <w:lvlJc w:val="left"/>
+      <w:pPr>
+        <w:tabs>
+          <w:tab w:val="num" w:pos="5040"/>
+        </w:tabs>
+        <w:ind w:left="5040" w:hanging="360"/>
+      </w:pPr>
+      <w:rPr>
+        <w:rFonts w:ascii="Wingdings" w:hAnsi="Wingdings" w:hint="default"/>
+        <w:sz w:val="20"/>
+      </w:rPr>
+    </w:lvl>
+    <w:lvl w:ilvl="7" w:tentative="1">
+      <w:start w:val="1"/>
+      <w:numFmt w:val="bullet"/>
+      <w:lvlText w:val=""/>
+      <w:lvlJc w:val="left"/>
+      <w:pPr>
+        <w:tabs>
+          <w:tab w:val="num" w:pos="5760"/>
+        </w:tabs>
+        <w:ind w:left="5760" w:hanging="360"/>
+      </w:pPr>
+      <w:rPr>
+        <w:rFonts w:ascii="Wingdings" w:hAnsi="Wingdings" w:hint="default"/>
+        <w:sz w:val="20"/>
+      </w:rPr>
+    </w:lvl>
+    <w:lvl w:ilvl="8" w:tentative="1">
+      <w:start w:val="1"/>
+      <w:numFmt w:val="bullet"/>
+      <w:lvlText w:val=""/>
+      <w:lvlJc w:val="left"/>
+      <w:pPr>
+        <w:tabs>
+          <w:tab w:val="num" w:pos="6480"/>
+        </w:tabs>
+        <w:ind w:left="6480" w:hanging="360"/>
+      </w:pPr>
+      <w:rPr>
+        <w:rFonts w:ascii="Wingdings" w:hAnsi="Wingdings" w:hint="default"/>
+        <w:sz w:val="20"/>
+      </w:rPr>
+    </w:lvl>
+  </w:abstractNum>
+  <w:abstractNum w:abstractNumId="1" w15:restartNumberingAfterBreak="0">
+    <w:nsid w:val="2D317CFE"/>
+    <w:multiLevelType w:val="multilevel"/>
+    <w:tmpl w:val="5B02F820"/>
+    <w:lvl w:ilvl="0">
+      <w:start w:val="1"/>
+      <w:numFmt w:val="bullet"/>
+      <w:pStyle w:val="Subttulo"/>
+      <w:lvlText w:val=""/>
+      <w:lvlJc w:val="left"/>
+      <w:pPr>
+        <w:tabs>
+          <w:tab w:val="num" w:pos="720"/>
+        </w:tabs>
+        <w:ind w:left="720" w:hanging="360"/>
+      </w:pPr>
+      <w:rPr>
+        <w:rFonts w:ascii="Symbol" w:hAnsi="Symbol" w:hint="default"/>
+        <w:sz w:val="20"/>
+      </w:rPr>
+    </w:lvl>
+    <w:lvl w:ilvl="1" w:tentative="1">
+      <w:start w:val="1"/>
+      <w:numFmt w:val="bullet"/>
+      <w:lvlText w:val="o"/>
+      <w:lvlJc w:val="left"/>
+      <w:pPr>
+        <w:tabs>
+          <w:tab w:val="num" w:pos="1440"/>
+        </w:tabs>
+        <w:ind w:left="1440" w:hanging="360"/>
+      </w:pPr>
+      <w:rPr>
+        <w:rFonts w:ascii="Courier New" w:hAnsi="Courier New" w:hint="default"/>
+        <w:sz w:val="20"/>
+      </w:rPr>
+    </w:lvl>
+    <w:lvl w:ilvl="2" w:tentative="1">
+      <w:start w:val="1"/>
+      <w:numFmt w:val="bullet"/>
+      <w:lvlText w:val=""/>
+      <w:lvlJc w:val="left"/>
+      <w:pPr>
+        <w:tabs>
+          <w:tab w:val="num" w:pos="2160"/>
+        </w:tabs>
+        <w:ind w:left="2160" w:hanging="360"/>
+      </w:pPr>
+      <w:rPr>
+        <w:rFonts w:ascii="Wingdings" w:hAnsi="Wingdings" w:hint="default"/>
+        <w:sz w:val="20"/>
+      </w:rPr>
+    </w:lvl>
+    <w:lvl w:ilvl="3" w:tentative="1">
+      <w:start w:val="1"/>
+      <w:numFmt w:val="bullet"/>
+      <w:lvlText w:val=""/>
+      <w:lvlJc w:val="left"/>
+      <w:pPr>
+        <w:tabs>
+          <w:tab w:val="num" w:pos="2880"/>
+        </w:tabs>
+        <w:ind w:left="2880" w:hanging="360"/>
+      </w:pPr>
+      <w:rPr>
+        <w:rFonts w:ascii="Wingdings" w:hAnsi="Wingdings" w:hint="default"/>
+        <w:sz w:val="20"/>
+      </w:rPr>
+    </w:lvl>
+    <w:lvl w:ilvl="4" w:tentative="1">
+      <w:start w:val="1"/>
+      <w:numFmt w:val="bullet"/>
+      <w:lvlText w:val=""/>
+      <w:lvlJc w:val="left"/>
+      <w:pPr>
+        <w:tabs>
+          <w:tab w:val="num" w:pos="3600"/>
+        </w:tabs>
+        <w:ind w:left="3600" w:hanging="360"/>
+      </w:pPr>
+      <w:rPr>
+        <w:rFonts w:ascii="Wingdings" w:hAnsi="Wingdings" w:hint="default"/>
+        <w:sz w:val="20"/>
+      </w:rPr>
+    </w:lvl>
+    <w:lvl w:ilvl="5" w:tentative="1">
+      <w:start w:val="1"/>
+      <w:numFmt w:val="bullet"/>
+      <w:lvlText w:val=""/>
+      <w:lvlJc w:val="left"/>
+      <w:pPr>
+        <w:tabs>
+          <w:tab w:val="num" w:pos="4320"/>
+        </w:tabs>
+        <w:ind w:left="4320" w:hanging="360"/>
+      </w:pPr>
+      <w:rPr>
+        <w:rFonts w:ascii="Wingdings" w:hAnsi="Wingdings" w:hint="default"/>
+        <w:sz w:val="20"/>
+      </w:rPr>
+    </w:lvl>
+    <w:lvl w:ilvl="6" w:tentative="1">
+      <w:start w:val="1"/>
+      <w:numFmt w:val="bullet"/>
+      <w:lvlText w:val=""/>
+      <w:lvlJc w:val="left"/>
+      <w:pPr>
+        <w:tabs>
+          <w:tab w:val="num" w:pos="5040"/>
+        </w:tabs>
+        <w:ind w:left="5040" w:hanging="360"/>
+      </w:pPr>
+      <w:rPr>
+        <w:rFonts w:ascii="Wingdings" w:hAnsi="Wingdings" w:hint="default"/>
+        <w:sz w:val="20"/>
+      </w:rPr>
+    </w:lvl>
+    <w:lvl w:ilvl="7" w:tentative="1">
+      <w:start w:val="1"/>
+      <w:numFmt w:val="bullet"/>
+      <w:lvlText w:val=""/>
+      <w:lvlJc w:val="left"/>
+      <w:pPr>
+        <w:tabs>
+          <w:tab w:val="num" w:pos="5760"/>
+        </w:tabs>
+        <w:ind w:left="5760" w:hanging="360"/>
+      </w:pPr>
+      <w:rPr>
+        <w:rFonts w:ascii="Wingdings" w:hAnsi="Wingdings" w:hint="default"/>
+        <w:sz w:val="20"/>
+      </w:rPr>
+    </w:lvl>
+    <w:lvl w:ilvl="8" w:tentative="1">
+      <w:start w:val="1"/>
+      <w:numFmt w:val="bullet"/>
+      <w:lvlText w:val=""/>
+      <w:lvlJc w:val="left"/>
+      <w:pPr>
+        <w:tabs>
+          <w:tab w:val="num" w:pos="6480"/>
+        </w:tabs>
+        <w:ind w:left="6480" w:hanging="360"/>
+      </w:pPr>
+      <w:rPr>
+        <w:rFonts w:ascii="Wingdings" w:hAnsi="Wingdings" w:hint="default"/>
+        <w:sz w:val="20"/>
+      </w:rPr>
+    </w:lvl>
+  </w:abstractNum>
+  <w:abstractNum w:abstractNumId="2" w15:restartNumberingAfterBreak="0">
     <w:nsid w:val="503E120F"/>
     <w:multiLevelType w:val="multilevel"/>
     <w:tmpl w:val="1382B378"/>
@@ -842,7 +1899,156 @@
       </w:rPr>
     </w:lvl>
   </w:abstractNum>
-  <w:abstractNum w:abstractNumId="1" w15:restartNumberingAfterBreak="0">
+  <w:abstractNum w:abstractNumId="3" w15:restartNumberingAfterBreak="0">
+    <w:nsid w:val="5EF65145"/>
+    <w:multiLevelType w:val="multilevel"/>
+    <w:tmpl w:val="02B64E6A"/>
+    <w:lvl w:ilvl="0">
+      <w:start w:val="1"/>
+      <w:numFmt w:val="bullet"/>
+      <w:lvlText w:val=""/>
+      <w:lvlJc w:val="left"/>
+      <w:pPr>
+        <w:tabs>
+          <w:tab w:val="num" w:pos="720"/>
+        </w:tabs>
+        <w:ind w:left="720" w:hanging="360"/>
+      </w:pPr>
+      <w:rPr>
+        <w:rFonts w:ascii="Symbol" w:hAnsi="Symbol" w:hint="default"/>
+        <w:sz w:val="20"/>
+      </w:rPr>
+    </w:lvl>
+    <w:lvl w:ilvl="1" w:tentative="1">
+      <w:start w:val="1"/>
+      <w:numFmt w:val="bullet"/>
+      <w:lvlText w:val="o"/>
+      <w:lvlJc w:val="left"/>
+      <w:pPr>
+        <w:tabs>
+          <w:tab w:val="num" w:pos="1440"/>
+        </w:tabs>
+        <w:ind w:left="1440" w:hanging="360"/>
+      </w:pPr>
+      <w:rPr>
+        <w:rFonts w:ascii="Courier New" w:hAnsi="Courier New" w:hint="default"/>
+        <w:sz w:val="20"/>
+      </w:rPr>
+    </w:lvl>
+    <w:lvl w:ilvl="2" w:tentative="1">
+      <w:start w:val="1"/>
+      <w:numFmt w:val="bullet"/>
+      <w:lvlText w:val=""/>
+      <w:lvlJc w:val="left"/>
+      <w:pPr>
+        <w:tabs>
+          <w:tab w:val="num" w:pos="2160"/>
+        </w:tabs>
+        <w:ind w:left="2160" w:hanging="360"/>
+      </w:pPr>
+      <w:rPr>
+        <w:rFonts w:ascii="Wingdings" w:hAnsi="Wingdings" w:hint="default"/>
+        <w:sz w:val="20"/>
+      </w:rPr>
+    </w:lvl>
+    <w:lvl w:ilvl="3" w:tentative="1">
+      <w:start w:val="1"/>
+      <w:numFmt w:val="bullet"/>
+      <w:lvlText w:val=""/>
+      <w:lvlJc w:val="left"/>
+      <w:pPr>
+        <w:tabs>
+          <w:tab w:val="num" w:pos="2880"/>
+        </w:tabs>
+        <w:ind w:left="2880" w:hanging="360"/>
+      </w:pPr>
+      <w:rPr>
+        <w:rFonts w:ascii="Wingdings" w:hAnsi="Wingdings" w:hint="default"/>
+        <w:sz w:val="20"/>
+      </w:rPr>
+    </w:lvl>
+    <w:lvl w:ilvl="4" w:tentative="1">
+      <w:start w:val="1"/>
+      <w:numFmt w:val="bullet"/>
+      <w:lvlText w:val=""/>
+      <w:lvlJc w:val="left"/>
+      <w:pPr>
+        <w:tabs>
+          <w:tab w:val="num" w:pos="3600"/>
+        </w:tabs>
+        <w:ind w:left="3600" w:hanging="360"/>
+      </w:pPr>
+      <w:rPr>
+        <w:rFonts w:ascii="Wingdings" w:hAnsi="Wingdings" w:hint="default"/>
+        <w:sz w:val="20"/>
+      </w:rPr>
+    </w:lvl>
+    <w:lvl w:ilvl="5" w:tentative="1">
+      <w:start w:val="1"/>
+      <w:numFmt w:val="bullet"/>
+      <w:lvlText w:val=""/>
+      <w:lvlJc w:val="left"/>
+      <w:pPr>
+        <w:tabs>
+          <w:tab w:val="num" w:pos="4320"/>
+        </w:tabs>
+        <w:ind w:left="4320" w:hanging="360"/>
+      </w:pPr>
+      <w:rPr>
+        <w:rFonts w:ascii="Wingdings" w:hAnsi="Wingdings" w:hint="default"/>
+        <w:sz w:val="20"/>
+      </w:rPr>
+    </w:lvl>
+    <w:lvl w:ilvl="6" w:tentative="1">
+      <w:start w:val="1"/>
+      <w:numFmt w:val="bullet"/>
+      <w:lvlText w:val=""/>
+      <w:lvlJc w:val="left"/>
+      <w:pPr>
+        <w:tabs>
+          <w:tab w:val="num" w:pos="5040"/>
+        </w:tabs>
+        <w:ind w:left="5040" w:hanging="360"/>
+      </w:pPr>
+      <w:rPr>
+        <w:rFonts w:ascii="Wingdings" w:hAnsi="Wingdings" w:hint="default"/>
+        <w:sz w:val="20"/>
+      </w:rPr>
+    </w:lvl>
+    <w:lvl w:ilvl="7" w:tentative="1">
+      <w:start w:val="1"/>
+      <w:numFmt w:val="bullet"/>
+      <w:lvlText w:val=""/>
+      <w:lvlJc w:val="left"/>
+      <w:pPr>
+        <w:tabs>
+          <w:tab w:val="num" w:pos="5760"/>
+        </w:tabs>
+        <w:ind w:left="5760" w:hanging="360"/>
+      </w:pPr>
+      <w:rPr>
+        <w:rFonts w:ascii="Wingdings" w:hAnsi="Wingdings" w:hint="default"/>
+        <w:sz w:val="20"/>
+      </w:rPr>
+    </w:lvl>
+    <w:lvl w:ilvl="8" w:tentative="1">
+      <w:start w:val="1"/>
+      <w:numFmt w:val="bullet"/>
+      <w:lvlText w:val=""/>
+      <w:lvlJc w:val="left"/>
+      <w:pPr>
+        <w:tabs>
+          <w:tab w:val="num" w:pos="6480"/>
+        </w:tabs>
+        <w:ind w:left="6480" w:hanging="360"/>
+      </w:pPr>
+      <w:rPr>
+        <w:rFonts w:ascii="Wingdings" w:hAnsi="Wingdings" w:hint="default"/>
+        <w:sz w:val="20"/>
+      </w:rPr>
+    </w:lvl>
+  </w:abstractNum>
+  <w:abstractNum w:abstractNumId="4" w15:restartNumberingAfterBreak="0">
     <w:nsid w:val="73D053AF"/>
     <w:multiLevelType w:val="hybridMultilevel"/>
     <w:tmpl w:val="32369514"/>
@@ -956,10 +2162,19 @@
     </w:lvl>
   </w:abstractNum>
   <w:num w:numId="1" w16cid:durableId="1559828884">
+    <w:abstractNumId w:val="2"/>
+  </w:num>
+  <w:num w:numId="2" w16cid:durableId="1885830158">
+    <w:abstractNumId w:val="4"/>
+  </w:num>
+  <w:num w:numId="3" w16cid:durableId="117844249">
+    <w:abstractNumId w:val="1"/>
+  </w:num>
+  <w:num w:numId="4" w16cid:durableId="157573989">
     <w:abstractNumId w:val="0"/>
   </w:num>
-  <w:num w:numId="2" w16cid:durableId="1885830158">
-    <w:abstractNumId w:val="1"/>
+  <w:num w:numId="5" w16cid:durableId="1310478453">
+    <w:abstractNumId w:val="3"/>
   </w:num>
 </w:numbering>
 </file>
@@ -1754,18 +2969,15 @@
     <w:link w:val="SubttuloCarter"/>
     <w:uiPriority w:val="11"/>
     <w:qFormat/>
-    <w:rsid w:val="006537EE"/>
+    <w:rsid w:val="00160E77"/>
     <w:pPr>
       <w:numPr>
-        <w:ilvl w:val="1"/>
+        <w:numId w:val="3"/>
       </w:numPr>
     </w:pPr>
     <w:rPr>
-      <w:rFonts w:eastAsiaTheme="majorEastAsia" w:cstheme="majorBidi"/>
-      <w:color w:val="595959" w:themeColor="text1" w:themeTint="A6"/>
-      <w:spacing w:val="15"/>
-      <w:sz w:val="28"/>
-      <w:szCs w:val="28"/>
+      <w:b/>
+      <w:bCs/>
     </w:rPr>
   </w:style>
   <w:style w:type="character" w:customStyle="1" w:styleId="SubttuloCarter">
@@ -1773,13 +2985,10 @@
     <w:basedOn w:val="Tipodeletrapredefinidodopargrafo"/>
     <w:link w:val="Subttulo"/>
     <w:uiPriority w:val="11"/>
-    <w:rsid w:val="006537EE"/>
+    <w:rsid w:val="00160E77"/>
     <w:rPr>
-      <w:rFonts w:eastAsiaTheme="majorEastAsia" w:cstheme="majorBidi"/>
-      <w:color w:val="595959" w:themeColor="text1" w:themeTint="A6"/>
-      <w:spacing w:val="15"/>
-      <w:sz w:val="28"/>
-      <w:szCs w:val="28"/>
+      <w:b/>
+      <w:bCs/>
     </w:rPr>
   </w:style>
   <w:style w:type="paragraph" w:styleId="Citao">
